--- a/files/bv-cv.docx
+++ b/files/bv-cv.docx
@@ -85,34 +85,6 @@
           <w:szCs w:val="20"/>
         </w:rPr>
         <w:t>Newbury, United Kingdom</w:t>
-      </w:r>
-    </w:p>
-    <w:p>
-      <w:pPr>
-        <w:spacing w:after="0" w:line="240" w:lineRule="auto"/>
-        <w:ind w:firstLine="720"/>
-        <w:rPr>
-          <w:rFonts w:ascii="Arial" w:hAnsi="Arial" w:cs="Arial"/>
-          <w:sz w:val="18"/>
-          <w:szCs w:val="20"/>
-        </w:rPr>
-      </w:pPr>
-      <w:r>
-        <w:rPr>
-          <w:rFonts w:ascii="Arial" w:hAnsi="Arial" w:cs="Arial"/>
-          <w:sz w:val="18"/>
-          <w:szCs w:val="20"/>
-        </w:rPr>
-        <w:t>Telephone</w:t>
-      </w:r>
-      <w:r>
-        <w:rPr>
-          <w:rFonts w:ascii="Arial" w:hAnsi="Arial" w:cs="Arial"/>
-          <w:sz w:val="18"/>
-          <w:szCs w:val="20"/>
-        </w:rPr>
-        <w:tab/>
-        <w:t>+44 (0) 7731953594</w:t>
       </w:r>
     </w:p>
     <w:p>
@@ -245,8 +217,6 @@
           <w:t>https://www.brunovaz.com</w:t>
         </w:r>
       </w:hyperlink>
-      <w:bookmarkStart w:id="0" w:name="_GoBack"/>
-      <w:bookmarkEnd w:id="0"/>
     </w:p>
     <w:p>
       <w:pPr>
@@ -334,6 +304,7 @@
           <w:szCs w:val="18"/>
         </w:rPr>
       </w:pPr>
+      <w:bookmarkStart w:id="0" w:name="_GoBack"/>
       <w:r>
         <w:rPr>
           <w:rFonts w:ascii="Arial" w:hAnsi="Arial" w:cs="Arial"/>
@@ -342,6 +313,7 @@
           <v:rect id="_x0000_i1025" style="width:0;height:1.5pt" o:hralign="center" o:hrstd="t" o:hr="t" fillcolor="#a0a0a0" stroked="f"/>
         </w:pict>
       </w:r>
+      <w:bookmarkEnd w:id="0"/>
     </w:p>
     <w:p>
       <w:pPr>
@@ -1748,7 +1720,7 @@
           <w:rFonts w:ascii="Arial" w:hAnsi="Arial" w:cs="Arial"/>
         </w:rPr>
         <w:pict w14:anchorId="3D8AA89D">
-          <v:rect id="_x0000_i1029" style="width:0;height:1.5pt" o:hralign="center" o:hrstd="t" o:hr="t" fillcolor="#a0a0a0" stroked="f"/>
+          <v:rect id="_x0000_i1028" style="width:0;height:1.5pt" o:hralign="center" o:hrstd="t" o:hr="t" fillcolor="#a0a0a0" stroked="f"/>
         </w:pict>
       </w:r>
     </w:p>
